--- a/historia_geografia_7/05_produccion_anual/bloque_4/solucionario/SOLUCIONARIO_BLOQUE_IV_A4.docx
+++ b/historia_geografia_7/05_produccion_anual/bloque_4/solucionario/SOLUCIONARIO_BLOQUE_IV_A4.docx
@@ -3368,6 +3368,7 @@
           </w:tcPr>
           <w:p>
             <w:pPr>
+              <w:keepNext/>
               <w:spacing w:after="0"/>
             </w:pPr>
             <w:r>
@@ -3385,6 +3386,7 @@
           </w:tcPr>
           <w:p>
             <w:pPr>
+              <w:keepNext/>
               <w:spacing w:after="0"/>
             </w:pPr>
             <w:r>
@@ -3402,6 +3404,7 @@
           </w:tcPr>
           <w:p>
             <w:pPr>
+              <w:keepNext/>
               <w:spacing w:after="0"/>
             </w:pPr>
             <w:r>
@@ -3419,6 +3422,7 @@
           </w:tcPr>
           <w:p>
             <w:pPr>
+              <w:keepNext/>
               <w:spacing w:after="0"/>
             </w:pPr>
             <w:r>
@@ -3441,6 +3445,7 @@
           </w:tcPr>
           <w:p>
             <w:pPr>
+              <w:keepNext/>
               <w:spacing w:after="0"/>
             </w:pPr>
             <w:r>
@@ -3458,6 +3463,7 @@
           </w:tcPr>
           <w:p>
             <w:pPr>
+              <w:keepNext/>
               <w:spacing w:after="0"/>
             </w:pPr>
             <w:r>
@@ -3475,6 +3481,7 @@
           </w:tcPr>
           <w:p>
             <w:pPr>
+              <w:keepNext/>
               <w:spacing w:after="0"/>
             </w:pPr>
             <w:r>
@@ -3492,6 +3499,7 @@
           </w:tcPr>
           <w:p>
             <w:pPr>
+              <w:keepNext/>
               <w:spacing w:after="0"/>
             </w:pPr>
             <w:r>
@@ -3514,6 +3522,7 @@
           </w:tcPr>
           <w:p>
             <w:pPr>
+              <w:keepNext/>
               <w:spacing w:after="0"/>
             </w:pPr>
             <w:r>
@@ -3531,6 +3540,7 @@
           </w:tcPr>
           <w:p>
             <w:pPr>
+              <w:keepNext/>
               <w:spacing w:after="0"/>
             </w:pPr>
             <w:r>
@@ -3548,6 +3558,7 @@
           </w:tcPr>
           <w:p>
             <w:pPr>
+              <w:keepNext/>
               <w:spacing w:after="0"/>
             </w:pPr>
             <w:r>
@@ -3565,6 +3576,7 @@
           </w:tcPr>
           <w:p>
             <w:pPr>
+              <w:keepNext/>
               <w:spacing w:after="0"/>
             </w:pPr>
             <w:r>
@@ -9053,6 +9065,7 @@
           </w:tcPr>
           <w:p>
             <w:pPr>
+              <w:keepNext/>
               <w:spacing w:after="0"/>
             </w:pPr>
             <w:r>
@@ -9070,6 +9083,7 @@
           </w:tcPr>
           <w:p>
             <w:pPr>
+              <w:keepNext/>
               <w:spacing w:after="0"/>
             </w:pPr>
             <w:r>
@@ -9087,6 +9101,7 @@
           </w:tcPr>
           <w:p>
             <w:pPr>
+              <w:keepNext/>
               <w:spacing w:after="0"/>
             </w:pPr>
             <w:r>
@@ -9104,6 +9119,7 @@
           </w:tcPr>
           <w:p>
             <w:pPr>
+              <w:keepNext/>
               <w:spacing w:after="0"/>
             </w:pPr>
             <w:r>
@@ -9126,6 +9142,7 @@
           </w:tcPr>
           <w:p>
             <w:pPr>
+              <w:keepNext/>
               <w:spacing w:after="0"/>
             </w:pPr>
             <w:r>
@@ -9143,6 +9160,7 @@
           </w:tcPr>
           <w:p>
             <w:pPr>
+              <w:keepNext/>
               <w:spacing w:after="0"/>
             </w:pPr>
             <w:r>
@@ -9160,6 +9178,7 @@
           </w:tcPr>
           <w:p>
             <w:pPr>
+              <w:keepNext/>
               <w:spacing w:after="0"/>
             </w:pPr>
             <w:r>
@@ -9177,6 +9196,7 @@
           </w:tcPr>
           <w:p>
             <w:pPr>
+              <w:keepNext/>
               <w:spacing w:after="0"/>
             </w:pPr>
             <w:r>
@@ -9199,6 +9219,7 @@
           </w:tcPr>
           <w:p>
             <w:pPr>
+              <w:keepNext/>
               <w:spacing w:after="0"/>
             </w:pPr>
             <w:r>
@@ -9216,6 +9237,7 @@
           </w:tcPr>
           <w:p>
             <w:pPr>
+              <w:keepNext/>
               <w:spacing w:after="0"/>
             </w:pPr>
             <w:r>
@@ -9233,6 +9255,7 @@
           </w:tcPr>
           <w:p>
             <w:pPr>
+              <w:keepNext/>
               <w:spacing w:after="0"/>
             </w:pPr>
             <w:r>
@@ -9250,6 +9273,7 @@
           </w:tcPr>
           <w:p>
             <w:pPr>
+              <w:keepNext/>
               <w:spacing w:after="0"/>
             </w:pPr>
             <w:r>
@@ -10562,6 +10586,7 @@
           </w:tcPr>
           <w:p>
             <w:pPr>
+              <w:keepNext/>
               <w:spacing w:after="0"/>
             </w:pPr>
             <w:r>
@@ -10581,6 +10606,7 @@
           </w:tcPr>
           <w:p>
             <w:pPr>
+              <w:keepNext/>
               <w:spacing w:after="0"/>
             </w:pPr>
             <w:r>
@@ -10600,6 +10626,7 @@
           </w:tcPr>
           <w:p>
             <w:pPr>
+              <w:keepNext/>
               <w:spacing w:after="0"/>
             </w:pPr>
             <w:r>
@@ -10619,6 +10646,7 @@
           </w:tcPr>
           <w:p>
             <w:pPr>
+              <w:keepNext/>
               <w:spacing w:after="0"/>
             </w:pPr>
             <w:r>
@@ -10642,6 +10670,7 @@
           </w:tcPr>
           <w:p>
             <w:pPr>
+              <w:keepNext/>
               <w:spacing w:after="0"/>
             </w:pPr>
             <w:r>
@@ -10659,6 +10688,7 @@
           </w:tcPr>
           <w:p>
             <w:pPr>
+              <w:keepNext/>
               <w:spacing w:after="0"/>
             </w:pPr>
             <w:r>
@@ -10676,6 +10706,7 @@
           </w:tcPr>
           <w:p>
             <w:pPr>
+              <w:keepNext/>
               <w:spacing w:after="0"/>
             </w:pPr>
             <w:r>
@@ -10693,6 +10724,7 @@
           </w:tcPr>
           <w:p>
             <w:pPr>
+              <w:keepNext/>
               <w:spacing w:after="0"/>
             </w:pPr>
             <w:r>
@@ -10715,6 +10747,7 @@
           </w:tcPr>
           <w:p>
             <w:pPr>
+              <w:keepNext/>
               <w:spacing w:after="0"/>
             </w:pPr>
             <w:r>
@@ -10732,6 +10765,7 @@
           </w:tcPr>
           <w:p>
             <w:pPr>
+              <w:keepNext/>
               <w:spacing w:after="0"/>
             </w:pPr>
             <w:r>
@@ -10749,6 +10783,7 @@
           </w:tcPr>
           <w:p>
             <w:pPr>
+              <w:keepNext/>
               <w:spacing w:after="0"/>
             </w:pPr>
             <w:r>
@@ -10766,6 +10801,7 @@
           </w:tcPr>
           <w:p>
             <w:pPr>
+              <w:keepNext/>
               <w:spacing w:after="0"/>
             </w:pPr>
             <w:r>
@@ -10788,6 +10824,7 @@
           </w:tcPr>
           <w:p>
             <w:pPr>
+              <w:keepNext/>
               <w:spacing w:after="0"/>
             </w:pPr>
             <w:r>
@@ -10805,6 +10842,7 @@
           </w:tcPr>
           <w:p>
             <w:pPr>
+              <w:keepNext/>
               <w:spacing w:after="0"/>
             </w:pPr>
             <w:r>
@@ -10822,6 +10860,7 @@
           </w:tcPr>
           <w:p>
             <w:pPr>
+              <w:keepNext/>
               <w:spacing w:after="0"/>
             </w:pPr>
             <w:r>
@@ -10839,6 +10878,7 @@
           </w:tcPr>
           <w:p>
             <w:pPr>
+              <w:keepNext/>
               <w:spacing w:after="0"/>
             </w:pPr>
             <w:r>
@@ -10861,6 +10901,7 @@
           </w:tcPr>
           <w:p>
             <w:pPr>
+              <w:keepNext/>
               <w:spacing w:after="0"/>
             </w:pPr>
             <w:r>
@@ -10878,6 +10919,7 @@
           </w:tcPr>
           <w:p>
             <w:pPr>
+              <w:keepNext/>
               <w:spacing w:after="0"/>
             </w:pPr>
             <w:r>
@@ -10895,6 +10937,7 @@
           </w:tcPr>
           <w:p>
             <w:pPr>
+              <w:keepNext/>
               <w:spacing w:after="0"/>
             </w:pPr>
             <w:r>
@@ -10912,6 +10955,7 @@
           </w:tcPr>
           <w:p>
             <w:pPr>
+              <w:keepNext/>
               <w:spacing w:after="0"/>
             </w:pPr>
             <w:r>
@@ -10934,6 +10978,7 @@
           </w:tcPr>
           <w:p>
             <w:pPr>
+              <w:keepNext/>
               <w:spacing w:after="0"/>
             </w:pPr>
             <w:r>
@@ -10951,6 +10996,7 @@
           </w:tcPr>
           <w:p>
             <w:pPr>
+              <w:keepNext/>
               <w:spacing w:after="0"/>
             </w:pPr>
             <w:r>
@@ -10968,6 +11014,7 @@
           </w:tcPr>
           <w:p>
             <w:pPr>
+              <w:keepNext/>
               <w:spacing w:after="0"/>
             </w:pPr>
             <w:r>
@@ -10985,6 +11032,7 @@
           </w:tcPr>
           <w:p>
             <w:pPr>
+              <w:keepNext/>
               <w:spacing w:after="0"/>
             </w:pPr>
             <w:r>
@@ -11007,6 +11055,7 @@
           </w:tcPr>
           <w:p>
             <w:pPr>
+              <w:keepNext/>
               <w:spacing w:after="0"/>
             </w:pPr>
             <w:r>
@@ -11024,6 +11073,7 @@
           </w:tcPr>
           <w:p>
             <w:pPr>
+              <w:keepNext/>
               <w:spacing w:after="0"/>
             </w:pPr>
             <w:r>
@@ -11041,6 +11091,7 @@
           </w:tcPr>
           <w:p>
             <w:pPr>
+              <w:keepNext/>
               <w:spacing w:after="0"/>
             </w:pPr>
             <w:r>
@@ -11058,6 +11109,7 @@
           </w:tcPr>
           <w:p>
             <w:pPr>
+              <w:keepNext/>
               <w:spacing w:after="0"/>
             </w:pPr>
             <w:r>
@@ -11080,6 +11132,7 @@
           </w:tcPr>
           <w:p>
             <w:pPr>
+              <w:keepNext/>
               <w:spacing w:after="0"/>
             </w:pPr>
             <w:r>
@@ -11097,6 +11150,7 @@
           </w:tcPr>
           <w:p>
             <w:pPr>
+              <w:keepNext/>
               <w:spacing w:after="0"/>
             </w:pPr>
             <w:r>
@@ -11114,6 +11168,7 @@
           </w:tcPr>
           <w:p>
             <w:pPr>
+              <w:keepNext/>
               <w:spacing w:after="0"/>
             </w:pPr>
             <w:r>
@@ -11131,6 +11186,7 @@
           </w:tcPr>
           <w:p>
             <w:pPr>
+              <w:keepNext/>
               <w:spacing w:after="0"/>
             </w:pPr>
             <w:r>
@@ -11153,6 +11209,7 @@
           </w:tcPr>
           <w:p>
             <w:pPr>
+              <w:keepNext/>
               <w:spacing w:after="0"/>
             </w:pPr>
             <w:r>
@@ -11170,6 +11227,7 @@
           </w:tcPr>
           <w:p>
             <w:pPr>
+              <w:keepNext/>
               <w:spacing w:after="0"/>
             </w:pPr>
             <w:r>
@@ -11187,6 +11245,7 @@
           </w:tcPr>
           <w:p>
             <w:pPr>
+              <w:keepNext/>
               <w:spacing w:after="0"/>
             </w:pPr>
             <w:r>
@@ -11204,6 +11263,7 @@
           </w:tcPr>
           <w:p>
             <w:pPr>
+              <w:keepNext/>
               <w:spacing w:after="0"/>
             </w:pPr>
             <w:r>
@@ -11226,6 +11286,7 @@
           </w:tcPr>
           <w:p>
             <w:pPr>
+              <w:keepNext/>
               <w:spacing w:after="0"/>
             </w:pPr>
             <w:r>
@@ -11243,6 +11304,7 @@
           </w:tcPr>
           <w:p>
             <w:pPr>
+              <w:keepNext/>
               <w:spacing w:after="0"/>
             </w:pPr>
             <w:r>
@@ -11260,6 +11322,7 @@
           </w:tcPr>
           <w:p>
             <w:pPr>
+              <w:keepNext/>
               <w:spacing w:after="0"/>
             </w:pPr>
             <w:r>
@@ -11277,6 +11340,7 @@
           </w:tcPr>
           <w:p>
             <w:pPr>
+              <w:keepNext/>
               <w:spacing w:after="0"/>
             </w:pPr>
             <w:r>
@@ -11299,6 +11363,7 @@
           </w:tcPr>
           <w:p>
             <w:pPr>
+              <w:keepNext/>
               <w:spacing w:after="0"/>
             </w:pPr>
             <w:r>
@@ -11316,6 +11381,7 @@
           </w:tcPr>
           <w:p>
             <w:pPr>
+              <w:keepNext/>
               <w:spacing w:after="0"/>
             </w:pPr>
             <w:r>
@@ -11333,6 +11399,7 @@
           </w:tcPr>
           <w:p>
             <w:pPr>
+              <w:keepNext/>
               <w:spacing w:after="0"/>
             </w:pPr>
             <w:r>
@@ -11350,6 +11417,7 @@
           </w:tcPr>
           <w:p>
             <w:pPr>
+              <w:keepNext/>
               <w:spacing w:after="0"/>
             </w:pPr>
             <w:r>

--- a/historia_geografia_7/05_produccion_anual/bloque_4/solucionario/SOLUCIONARIO_BLOQUE_IV_A4.docx
+++ b/historia_geografia_7/05_produccion_anual/bloque_4/solucionario/SOLUCIONARIO_BLOQUE_IV_A4.docx
@@ -3634,6 +3634,18 @@
     </w:tbl>
     <w:p>
       <w:pPr>
+        <w:spacing w:before="40"/>
+      </w:pPr>
+      <w:r>
+        <w:rPr>
+          <w:i/>
+          <w:sz w:val="18"/>
+        </w:rPr>
+        <w:t>Puntaje compartido: 11 de los 28 puntos corresponden a ítems que evalúan más de una capacidad. Cada ítem se cuenta una sola vez en el total; esos puntos no se reparten entre capacidades. La matriz muestra qué capacidades cubre cada ítem, no un peso exclusivo por capacidad.</w:t>
+      </w:r>
+    </w:p>
+    <w:p>
+      <w:pPr>
         <w:spacing w:after="40"/>
       </w:pPr>
     </w:p>
@@ -3795,7 +3807,7 @@
                 <w:b w:val="0"/>
                 <w:sz w:val="21"/>
               </w:rPr>
-              <w:t>Unos 1.400 mm: de unos 1.800 mm en el este a unos 400 mm en el noroeste del Chaco.</w:t>
+              <w:t>Unos 1.200 mm: de unos 1.800 mm en el este a unos 600 mm en el noroeste del Chaco (normales 1971-2000).</w:t>
             </w:r>
           </w:p>
         </w:tc>
@@ -7377,7 +7389,7 @@
                 <w:b w:val="0"/>
                 <w:sz w:val="21"/>
               </w:rPr>
-              <w:t>Flecha del noroeste del Chaco (unos 400 mm) hacia el este de la Región Oriental (unos 1.800 mm). Chaco Seco al noroeste; Chaco Húmedo cerca del río Paraguay; Pantanal al norte, junto al río Paraguay; Bosque Atlántico al este, junto al Paraná.</w:t>
+              <w:t>Flecha del noroeste del Chaco (unos 600 mm) hacia el este de la Región Oriental (unos 1.800 mm). Chaco Seco al noroeste; Chaco Húmedo cerca del río Paraguay; Pantanal al norte, junto al río Paraguay; Bosque Atlántico al este, junto al Paraná.</w:t>
             </w:r>
           </w:p>
         </w:tc>
@@ -9331,6 +9343,18 @@
     </w:tbl>
     <w:p>
       <w:pPr>
+        <w:spacing w:before="40"/>
+      </w:pPr>
+      <w:r>
+        <w:rPr>
+          <w:i/>
+          <w:sz w:val="18"/>
+        </w:rPr>
+        <w:t>Puntaje compartido: 9 de los 25 puntos corresponden a ítems que evalúan más de una capacidad. Cada ítem se cuenta una sola vez en el total; esos puntos no se reparten entre capacidades. La matriz muestra qué capacidades cubre cada ítem, no un peso exclusivo por capacidad.</w:t>
+      </w:r>
+    </w:p>
+    <w:p>
+      <w:pPr>
         <w:spacing w:after="40"/>
       </w:pPr>
     </w:p>
@@ -10108,7 +10132,7 @@
                 <w:b w:val="0"/>
                 <w:sz w:val="21"/>
               </w:rPr>
-              <w:t>Falso: llueve más en la Región Oriental (unos 1.800 mm al año en el este) que en el Chaco (unos 400 mm en el noroeste).</w:t>
+              <w:t>Falso: llueve más en la Región Oriental (unos 1.800 mm al año en el este) que en el Chaco (unos 600 mm en el noroeste).</w:t>
             </w:r>
           </w:p>
         </w:tc>
@@ -11473,6 +11497,18 @@
         </w:tc>
       </w:tr>
     </w:tbl>
+    <w:p>
+      <w:pPr>
+        <w:spacing w:before="40"/>
+      </w:pPr>
+      <w:r>
+        <w:rPr>
+          <w:i/>
+          <w:sz w:val="18"/>
+        </w:rPr>
+        <w:t>Puntaje compartido: 16 de los 28 puntos corresponden a ítems que evalúan más de una capacidad. Cada ítem se cuenta una sola vez en el total; esos puntos no se reparten entre capacidades. La matriz muestra qué capacidades cubre cada ítem, no un peso exclusivo por capacidad.</w:t>
+      </w:r>
+    </w:p>
     <w:p>
       <w:pPr>
         <w:spacing w:after="40"/>

--- a/historia_geografia_7/05_produccion_anual/bloque_4/solucionario/SOLUCIONARIO_BLOQUE_IV_A4.docx
+++ b/historia_geografia_7/05_produccion_anual/bloque_4/solucionario/SOLUCIONARIO_BLOQUE_IV_A4.docx
@@ -40,7 +40,7 @@
           <w:i/>
           <w:sz w:val="20"/>
         </w:rPr>
-        <w:t>Tomo, págs. 4 a 9 · Encuentro 28</w:t>
+        <w:t>Tomo, págs. 4 a 7 · Encuentro 28</w:t>
       </w:r>
     </w:p>
     <w:tbl>
@@ -1427,7 +1427,7 @@
           <w:i/>
           <w:sz w:val="20"/>
         </w:rPr>
-        <w:t>Tomo, págs. 11 a 12 · Encuentro 29</w:t>
+        <w:t>Tomo, págs. 9 a 10 · Encuentro 29</w:t>
       </w:r>
     </w:p>
     <w:tbl>
@@ -1832,7 +1832,7 @@
           <w:i/>
           <w:sz w:val="20"/>
         </w:rPr>
-        <w:t>Tomo, págs. 16 a 19 · Encuentro 30 · Total: 28 puntos</w:t>
+        <w:t>Tomo, págs. 14 a 16 · Encuentro 30 · Total: 28 puntos</w:t>
       </w:r>
     </w:p>
     <w:tbl>
@@ -3672,7 +3672,7 @@
           <w:i/>
           <w:sz w:val="20"/>
         </w:rPr>
-        <w:t>Tomo, págs. 20 a 24 · Encuentro 31</w:t>
+        <w:t>Tomo, págs. 17 a 20 · Encuentro 31</w:t>
       </w:r>
     </w:p>
     <w:tbl>
@@ -4884,7 +4884,7 @@
           <w:i/>
           <w:sz w:val="20"/>
         </w:rPr>
-        <w:t>Tomo, págs. 25 a 29 · Encuentro 32</w:t>
+        <w:t>Tomo, págs. 21 a 24 · Encuentro 32</w:t>
       </w:r>
     </w:p>
     <w:tbl>
@@ -6097,7 +6097,7 @@
           <w:i/>
           <w:sz w:val="20"/>
         </w:rPr>
-        <w:t>Tomo, págs. 30 a 33 · Encuentro 33</w:t>
+        <w:t>Tomo, págs. 25 a 27 · Encuentro 33</w:t>
       </w:r>
     </w:p>
     <w:tbl>
@@ -7311,7 +7311,7 @@
           <w:i/>
           <w:sz w:val="20"/>
         </w:rPr>
-        <w:t>Tomo, págs. 34 a 36 · Encuentro 34</w:t>
+        <w:t>Tomo, págs. 28 a 29 · Encuentro 34</w:t>
       </w:r>
     </w:p>
     <w:tbl>
@@ -7614,7 +7614,7 @@
           <w:i/>
           <w:sz w:val="20"/>
         </w:rPr>
-        <w:t>Tomo, págs. 38 a 40 · Encuentro 35 · Total: 25 puntos</w:t>
+        <w:t>Tomo, págs. 31 a 32 · Encuentro 35 · Total: 25 puntos</w:t>
       </w:r>
     </w:p>
     <w:tbl>
@@ -9381,7 +9381,7 @@
           <w:i/>
           <w:sz w:val="20"/>
         </w:rPr>
-        <w:t>Tomo, págs. 41 a 43 · Encuentro 36 · Total: 28 puntos</w:t>
+        <w:t>Tomo, págs. 33 a 34 · Encuentro 36 · Total: 28 puntos</w:t>
       </w:r>
     </w:p>
     <w:tbl>
